--- a/NoteRecord/DAY5.docx
+++ b/NoteRecord/DAY5.docx
@@ -773,10 +773,132 @@
         <w:t>，已经接近可以上线的 Beta 版本了！</w:t>
       </w:r>
     </w:p>
-    <w:p>
+    <w:p/>
+    <w:p/>
+    <w:p/>
+    <w:p>
+      <w:pPr>
+        <w:pStyle w:val="3"/>
+        <w:keepNext w:val="0"/>
+        <w:keepLines w:val="0"/>
+        <w:widowControl/>
+        <w:suppressLineNumbers w:val="0"/>
+      </w:pPr>
+      <w:r>
+        <w:t>目前作品集可能缺少或可增强的点</w:t>
+      </w:r>
+    </w:p>
+    <w:p>
+      <w:pPr>
+        <w:pStyle w:val="4"/>
+        <w:keepNext w:val="0"/>
+        <w:keepLines w:val="0"/>
+        <w:widowControl/>
+        <w:suppressLineNumbers w:val="0"/>
+      </w:pPr>
+      <w:r>
+        <w:rPr>
+          <w:rStyle w:val="7"/>
+        </w:rPr>
+        <w:t>个人简介的多媒体元素</w:t>
+      </w:r>
+      <w:r>
+        <w:t>：视频简介、语音、更多动态效果（非必需但加分）</w:t>
+      </w:r>
+    </w:p>
+    <w:p>
+      <w:pPr>
+        <w:pStyle w:val="4"/>
+        <w:keepNext w:val="0"/>
+        <w:keepLines w:val="0"/>
+        <w:widowControl/>
+        <w:suppressLineNumbers w:val="0"/>
+      </w:pPr>
+      <w:r>
+        <w:rPr>
+          <w:rStyle w:val="7"/>
+        </w:rPr>
+        <w:t>项目细节页</w:t>
+      </w:r>
+      <w:r>
+        <w:t>：为每个项目单独页面，展示项目截图、技术点、代码亮点等</w:t>
+      </w:r>
+    </w:p>
+    <w:p>
+      <w:pPr>
+        <w:pStyle w:val="4"/>
+        <w:keepNext w:val="0"/>
+        <w:keepLines w:val="0"/>
+        <w:widowControl/>
+        <w:suppressLineNumbers w:val="0"/>
+      </w:pPr>
+      <w:r>
+        <w:rPr>
+          <w:rStyle w:val="7"/>
+        </w:rPr>
+        <w:t>技术博客或文章链接</w:t>
+      </w:r>
+      <w:r>
+        <w:t>：展示专业思考和知识积累（如果你有写作计划）</w:t>
+      </w:r>
+    </w:p>
+    <w:p>
+      <w:pPr>
+        <w:pStyle w:val="4"/>
+        <w:keepNext w:val="0"/>
+        <w:keepLines w:val="0"/>
+        <w:widowControl/>
+        <w:suppressLineNumbers w:val="0"/>
+      </w:pPr>
+      <w:r>
+        <w:rPr>
+          <w:rStyle w:val="7"/>
+        </w:rPr>
+        <w:t>响应式和移动端适配优化</w:t>
+      </w:r>
+      <w:r>
+        <w:t>（如果还没完善）</w:t>
+      </w:r>
+    </w:p>
+    <w:p>
+      <w:pPr>
+        <w:pStyle w:val="4"/>
+        <w:keepNext w:val="0"/>
+        <w:keepLines w:val="0"/>
+        <w:widowControl/>
+        <w:suppressLineNumbers w:val="0"/>
+      </w:pPr>
+      <w:r>
+        <w:rPr>
+          <w:rStyle w:val="7"/>
+        </w:rPr>
+        <w:t>SEO基础优化</w:t>
+      </w:r>
+      <w:r>
+        <w:t>，让你的作品集更容易被搜索到</w:t>
+      </w:r>
+    </w:p>
+    <w:p>
+      <w:pPr>
+        <w:pStyle w:val="4"/>
+        <w:keepNext w:val="0"/>
+        <w:keepLines w:val="0"/>
+        <w:widowControl/>
+        <w:suppressLineNumbers w:val="0"/>
+      </w:pPr>
+      <w:r>
+        <w:rPr>
+          <w:rStyle w:val="7"/>
+        </w:rPr>
+        <w:t>社交媒体整合</w:t>
+      </w:r>
+      <w:r>
+        <w:t>，如Twitter、LinkedIn动态等（可选）</w:t>
+      </w:r>
       <w:bookmarkStart w:id="0" w:name="_GoBack"/>
       <w:bookmarkEnd w:id="0"/>
     </w:p>
+    <w:p/>
     <w:sectPr>
       <w:pgSz w:w="11906" w:h="16838"/>
       <w:pgMar w:top="1440" w:right="1800" w:bottom="1440" w:left="1800" w:header="851" w:footer="992" w:gutter="0"/>
